--- a/uploads-by-year/2026/Katren-13.04.2026.docx
+++ b/uploads-by-year/2026/Katren-13.04.2026.docx
@@ -772,7 +772,6 @@
           <w:kern w:val="0"/>
           <w:sz w:val="26"/>
           <w:szCs w:val="26"/>
-          <w:lang w:val="en-US"/>
         </w:rPr>
       </w:pPr>
       <w:r>
@@ -1808,15 +1807,27 @@
           <w:szCs w:val="26"/>
         </w:rPr>
       </w:pPr>
-      <w:r>
-        <w:rPr>
-          <w:rFonts w:ascii="Helvetica Neue" w:hAnsi="Helvetica Neue" w:cs="Helvetica Neue"/>
-          <w:color w:val="000000"/>
-          <w:kern w:val="0"/>
-          <w:sz w:val="26"/>
-          <w:szCs w:val="26"/>
-        </w:rPr>
-        <w:t>У людей, есть такая возможность!</w:t>
+      <w:proofErr w:type="gramStart"/>
+      <w:r>
+        <w:rPr>
+          <w:rFonts w:ascii="Helvetica Neue" w:hAnsi="Helvetica Neue" w:cs="Helvetica Neue"/>
+          <w:color w:val="000000"/>
+          <w:kern w:val="0"/>
+          <w:sz w:val="26"/>
+          <w:szCs w:val="26"/>
+        </w:rPr>
+        <w:t>У людей,</w:t>
+      </w:r>
+      <w:proofErr w:type="gramEnd"/>
+      <w:r>
+        <w:rPr>
+          <w:rFonts w:ascii="Helvetica Neue" w:hAnsi="Helvetica Neue" w:cs="Helvetica Neue"/>
+          <w:color w:val="000000"/>
+          <w:kern w:val="0"/>
+          <w:sz w:val="26"/>
+          <w:szCs w:val="26"/>
+        </w:rPr>
+        <w:t xml:space="preserve"> есть такая возможность!</w:t>
       </w:r>
     </w:p>
     <w:p>
@@ -2217,15 +2228,27 @@
           <w:szCs w:val="26"/>
         </w:rPr>
       </w:pPr>
-      <w:r>
-        <w:rPr>
-          <w:rFonts w:ascii="Helvetica Neue" w:hAnsi="Helvetica Neue" w:cs="Helvetica Neue"/>
-          <w:color w:val="000000"/>
-          <w:kern w:val="0"/>
-          <w:sz w:val="26"/>
-          <w:szCs w:val="26"/>
-        </w:rPr>
-        <w:t>Вместе с Вами, будет меняться среда!</w:t>
+      <w:proofErr w:type="gramStart"/>
+      <w:r>
+        <w:rPr>
+          <w:rFonts w:ascii="Helvetica Neue" w:hAnsi="Helvetica Neue" w:cs="Helvetica Neue"/>
+          <w:color w:val="000000"/>
+          <w:kern w:val="0"/>
+          <w:sz w:val="26"/>
+          <w:szCs w:val="26"/>
+        </w:rPr>
+        <w:t>Вместе с Вами,</w:t>
+      </w:r>
+      <w:proofErr w:type="gramEnd"/>
+      <w:r>
+        <w:rPr>
+          <w:rFonts w:ascii="Helvetica Neue" w:hAnsi="Helvetica Neue" w:cs="Helvetica Neue"/>
+          <w:color w:val="000000"/>
+          <w:kern w:val="0"/>
+          <w:sz w:val="26"/>
+          <w:szCs w:val="26"/>
+        </w:rPr>
+        <w:t xml:space="preserve"> будет меняться среда!</w:t>
       </w:r>
     </w:p>
     <w:p>
@@ -2332,7 +2355,51 @@
           <w:sz w:val="26"/>
           <w:szCs w:val="26"/>
         </w:rPr>
-        <w:t>Просто, человек, будет Там и Там!</w:t>
+        <w:t xml:space="preserve">Просто, человек, </w:t>
+      </w:r>
+      <w:proofErr w:type="gramStart"/>
+      <w:r>
+        <w:rPr>
+          <w:rFonts w:ascii="Helvetica Neue" w:hAnsi="Helvetica Neue" w:cs="Helvetica Neue"/>
+          <w:color w:val="000000"/>
+          <w:kern w:val="0"/>
+          <w:sz w:val="26"/>
+          <w:szCs w:val="26"/>
+        </w:rPr>
+        <w:t>будет</w:t>
+      </w:r>
+      <w:proofErr w:type="gramEnd"/>
+      <w:r>
+        <w:rPr>
+          <w:rFonts w:ascii="Helvetica Neue" w:hAnsi="Helvetica Neue" w:cs="Helvetica Neue"/>
+          <w:color w:val="000000"/>
+          <w:kern w:val="0"/>
+          <w:sz w:val="26"/>
+          <w:szCs w:val="26"/>
+        </w:rPr>
+        <w:t xml:space="preserve"> Там </w:t>
+      </w:r>
+      <w:proofErr w:type="gramStart"/>
+      <w:r>
+        <w:rPr>
+          <w:rFonts w:ascii="Helvetica Neue" w:hAnsi="Helvetica Neue" w:cs="Helvetica Neue"/>
+          <w:color w:val="000000"/>
+          <w:kern w:val="0"/>
+          <w:sz w:val="26"/>
+          <w:szCs w:val="26"/>
+        </w:rPr>
+        <w:t>и Там</w:t>
+      </w:r>
+      <w:proofErr w:type="gramEnd"/>
+      <w:r>
+        <w:rPr>
+          <w:rFonts w:ascii="Helvetica Neue" w:hAnsi="Helvetica Neue" w:cs="Helvetica Neue"/>
+          <w:color w:val="000000"/>
+          <w:kern w:val="0"/>
+          <w:sz w:val="26"/>
+          <w:szCs w:val="26"/>
+        </w:rPr>
+        <w:t>!</w:t>
       </w:r>
     </w:p>
     <w:p>
@@ -2587,15 +2654,27 @@
           <w:szCs w:val="26"/>
         </w:rPr>
       </w:pPr>
-      <w:r>
-        <w:rPr>
-          <w:rFonts w:ascii="Helvetica Neue" w:hAnsi="Helvetica Neue" w:cs="Helvetica Neue"/>
-          <w:color w:val="000000"/>
-          <w:kern w:val="0"/>
-          <w:sz w:val="26"/>
-          <w:szCs w:val="26"/>
-        </w:rPr>
-        <w:t>На Помощь, придут сами, потери,</w:t>
+      <w:proofErr w:type="gramStart"/>
+      <w:r>
+        <w:rPr>
+          <w:rFonts w:ascii="Helvetica Neue" w:hAnsi="Helvetica Neue" w:cs="Helvetica Neue"/>
+          <w:color w:val="000000"/>
+          <w:kern w:val="0"/>
+          <w:sz w:val="26"/>
+          <w:szCs w:val="26"/>
+        </w:rPr>
+        <w:t>На Помощь,</w:t>
+      </w:r>
+      <w:proofErr w:type="gramEnd"/>
+      <w:r>
+        <w:rPr>
+          <w:rFonts w:ascii="Helvetica Neue" w:hAnsi="Helvetica Neue" w:cs="Helvetica Neue"/>
+          <w:color w:val="000000"/>
+          <w:kern w:val="0"/>
+          <w:sz w:val="26"/>
+          <w:szCs w:val="26"/>
+        </w:rPr>
+        <w:t xml:space="preserve"> придут сами, потери,</w:t>
       </w:r>
     </w:p>
     <w:p>
@@ -3152,6 +3231,7 @@
           <w:szCs w:val="26"/>
         </w:rPr>
       </w:pPr>
+      <w:proofErr w:type="gramStart"/>
       <w:r>
         <w:rPr>
           <w:rFonts w:ascii="Helvetica Neue" w:hAnsi="Helvetica Neue" w:cs="Helvetica Neue"/>
@@ -3162,29 +3242,10 @@
           <w:sz w:val="26"/>
           <w:szCs w:val="26"/>
         </w:rPr>
-        <w:t>К Вам в Духе, придёт понимание!</w:t>
-      </w:r>
-    </w:p>
-    <w:p>
-      <w:pPr>
-        <w:tabs>
-          <w:tab w:val="left" w:pos="560"/>
-          <w:tab w:val="left" w:pos="1120"/>
-          <w:tab w:val="left" w:pos="1680"/>
-          <w:tab w:val="left" w:pos="2240"/>
-          <w:tab w:val="left" w:pos="2800"/>
-          <w:tab w:val="left" w:pos="3360"/>
-          <w:tab w:val="left" w:pos="3920"/>
-          <w:tab w:val="left" w:pos="4480"/>
-          <w:tab w:val="left" w:pos="5040"/>
-          <w:tab w:val="left" w:pos="5600"/>
-          <w:tab w:val="left" w:pos="6160"/>
-          <w:tab w:val="left" w:pos="6720"/>
-        </w:tabs>
-        <w:autoSpaceDE w:val="0"/>
-        <w:autoSpaceDN w:val="0"/>
-        <w:adjustRightInd w:val="0"/>
-        <w:spacing w:after="0" w:line="240" w:lineRule="auto"/>
+        <w:t>К Вам в Духе,</w:t>
+      </w:r>
+      <w:proofErr w:type="gramEnd"/>
+      <w:r>
         <w:rPr>
           <w:rFonts w:ascii="Helvetica Neue" w:hAnsi="Helvetica Neue" w:cs="Helvetica Neue"/>
           <w:b/>
@@ -3194,8 +3255,29 @@
           <w:sz w:val="26"/>
           <w:szCs w:val="26"/>
         </w:rPr>
-      </w:pPr>
-      <w:r>
+        <w:t xml:space="preserve"> придёт понимание!</w:t>
+      </w:r>
+    </w:p>
+    <w:p>
+      <w:pPr>
+        <w:tabs>
+          <w:tab w:val="left" w:pos="560"/>
+          <w:tab w:val="left" w:pos="1120"/>
+          <w:tab w:val="left" w:pos="1680"/>
+          <w:tab w:val="left" w:pos="2240"/>
+          <w:tab w:val="left" w:pos="2800"/>
+          <w:tab w:val="left" w:pos="3360"/>
+          <w:tab w:val="left" w:pos="3920"/>
+          <w:tab w:val="left" w:pos="4480"/>
+          <w:tab w:val="left" w:pos="5040"/>
+          <w:tab w:val="left" w:pos="5600"/>
+          <w:tab w:val="left" w:pos="6160"/>
+          <w:tab w:val="left" w:pos="6720"/>
+        </w:tabs>
+        <w:autoSpaceDE w:val="0"/>
+        <w:autoSpaceDN w:val="0"/>
+        <w:adjustRightInd w:val="0"/>
+        <w:spacing w:after="0" w:line="240" w:lineRule="auto"/>
         <w:rPr>
           <w:rFonts w:ascii="Helvetica Neue" w:hAnsi="Helvetica Neue" w:cs="Helvetica Neue"/>
           <w:b/>
@@ -3205,749 +3287,8 @@
           <w:sz w:val="26"/>
           <w:szCs w:val="26"/>
         </w:rPr>
-        <w:t>Что, впереди Единства Осознание!</w:t>
-      </w:r>
-    </w:p>
-    <w:p>
-      <w:pPr>
-        <w:tabs>
-          <w:tab w:val="left" w:pos="560"/>
-          <w:tab w:val="left" w:pos="1120"/>
-          <w:tab w:val="left" w:pos="1680"/>
-          <w:tab w:val="left" w:pos="2240"/>
-          <w:tab w:val="left" w:pos="2800"/>
-          <w:tab w:val="left" w:pos="3360"/>
-          <w:tab w:val="left" w:pos="3920"/>
-          <w:tab w:val="left" w:pos="4480"/>
-          <w:tab w:val="left" w:pos="5040"/>
-          <w:tab w:val="left" w:pos="5600"/>
-          <w:tab w:val="left" w:pos="6160"/>
-          <w:tab w:val="left" w:pos="6720"/>
-        </w:tabs>
-        <w:autoSpaceDE w:val="0"/>
-        <w:autoSpaceDN w:val="0"/>
-        <w:adjustRightInd w:val="0"/>
-        <w:spacing w:after="0" w:line="240" w:lineRule="auto"/>
-        <w:rPr>
-          <w:rFonts w:ascii="Helvetica Neue" w:hAnsi="Helvetica Neue" w:cs="Helvetica Neue"/>
-          <w:color w:val="000000"/>
-          <w:kern w:val="0"/>
-          <w:sz w:val="26"/>
-          <w:szCs w:val="26"/>
-        </w:rPr>
-      </w:pPr>
-    </w:p>
-    <w:p>
-      <w:pPr>
-        <w:tabs>
-          <w:tab w:val="left" w:pos="560"/>
-          <w:tab w:val="left" w:pos="1120"/>
-          <w:tab w:val="left" w:pos="1680"/>
-          <w:tab w:val="left" w:pos="2240"/>
-          <w:tab w:val="left" w:pos="2800"/>
-          <w:tab w:val="left" w:pos="3360"/>
-          <w:tab w:val="left" w:pos="3920"/>
-          <w:tab w:val="left" w:pos="4480"/>
-          <w:tab w:val="left" w:pos="5040"/>
-          <w:tab w:val="left" w:pos="5600"/>
-          <w:tab w:val="left" w:pos="6160"/>
-          <w:tab w:val="left" w:pos="6720"/>
-        </w:tabs>
-        <w:autoSpaceDE w:val="0"/>
-        <w:autoSpaceDN w:val="0"/>
-        <w:adjustRightInd w:val="0"/>
-        <w:spacing w:after="0" w:line="240" w:lineRule="auto"/>
-        <w:rPr>
-          <w:rFonts w:ascii="Helvetica Neue" w:hAnsi="Helvetica Neue" w:cs="Helvetica Neue"/>
-          <w:color w:val="000000"/>
-          <w:kern w:val="0"/>
-          <w:sz w:val="26"/>
-          <w:szCs w:val="26"/>
-        </w:rPr>
-      </w:pPr>
-      <w:r>
-        <w:rPr>
-          <w:rFonts w:ascii="Helvetica Neue" w:hAnsi="Helvetica Neue" w:cs="Helvetica Neue"/>
-          <w:color w:val="000000"/>
-          <w:kern w:val="0"/>
-          <w:sz w:val="26"/>
-          <w:szCs w:val="26"/>
-        </w:rPr>
-        <w:t>Космос, для Вас, тоже, реальность!</w:t>
-      </w:r>
-    </w:p>
-    <w:p>
-      <w:pPr>
-        <w:tabs>
-          <w:tab w:val="left" w:pos="560"/>
-          <w:tab w:val="left" w:pos="1120"/>
-          <w:tab w:val="left" w:pos="1680"/>
-          <w:tab w:val="left" w:pos="2240"/>
-          <w:tab w:val="left" w:pos="2800"/>
-          <w:tab w:val="left" w:pos="3360"/>
-          <w:tab w:val="left" w:pos="3920"/>
-          <w:tab w:val="left" w:pos="4480"/>
-          <w:tab w:val="left" w:pos="5040"/>
-          <w:tab w:val="left" w:pos="5600"/>
-          <w:tab w:val="left" w:pos="6160"/>
-          <w:tab w:val="left" w:pos="6720"/>
-        </w:tabs>
-        <w:autoSpaceDE w:val="0"/>
-        <w:autoSpaceDN w:val="0"/>
-        <w:adjustRightInd w:val="0"/>
-        <w:spacing w:after="0" w:line="240" w:lineRule="auto"/>
-        <w:rPr>
-          <w:rFonts w:ascii="Helvetica Neue" w:hAnsi="Helvetica Neue" w:cs="Helvetica Neue"/>
-          <w:color w:val="000000"/>
-          <w:kern w:val="0"/>
-          <w:sz w:val="26"/>
-          <w:szCs w:val="26"/>
-        </w:rPr>
-      </w:pPr>
-      <w:r>
-        <w:rPr>
-          <w:rFonts w:ascii="Helvetica Neue" w:hAnsi="Helvetica Neue" w:cs="Helvetica Neue"/>
-          <w:color w:val="000000"/>
-          <w:kern w:val="0"/>
-          <w:sz w:val="26"/>
-          <w:szCs w:val="26"/>
-        </w:rPr>
-        <w:t>Но, реальность Тонкого плана!</w:t>
-      </w:r>
-    </w:p>
-    <w:p>
-      <w:pPr>
-        <w:tabs>
-          <w:tab w:val="left" w:pos="560"/>
-          <w:tab w:val="left" w:pos="1120"/>
-          <w:tab w:val="left" w:pos="1680"/>
-          <w:tab w:val="left" w:pos="2240"/>
-          <w:tab w:val="left" w:pos="2800"/>
-          <w:tab w:val="left" w:pos="3360"/>
-          <w:tab w:val="left" w:pos="3920"/>
-          <w:tab w:val="left" w:pos="4480"/>
-          <w:tab w:val="left" w:pos="5040"/>
-          <w:tab w:val="left" w:pos="5600"/>
-          <w:tab w:val="left" w:pos="6160"/>
-          <w:tab w:val="left" w:pos="6720"/>
-        </w:tabs>
-        <w:autoSpaceDE w:val="0"/>
-        <w:autoSpaceDN w:val="0"/>
-        <w:adjustRightInd w:val="0"/>
-        <w:spacing w:after="0" w:line="240" w:lineRule="auto"/>
-        <w:rPr>
-          <w:rFonts w:ascii="Helvetica Neue" w:hAnsi="Helvetica Neue" w:cs="Helvetica Neue"/>
-          <w:color w:val="000000"/>
-          <w:kern w:val="0"/>
-          <w:sz w:val="26"/>
-          <w:szCs w:val="26"/>
-        </w:rPr>
-      </w:pPr>
-      <w:r>
-        <w:rPr>
-          <w:rFonts w:ascii="Helvetica Neue" w:hAnsi="Helvetica Neue" w:cs="Helvetica Neue"/>
-          <w:color w:val="000000"/>
-          <w:kern w:val="0"/>
-          <w:sz w:val="26"/>
-          <w:szCs w:val="26"/>
-        </w:rPr>
-        <w:t>Планета – это Рождения, актуальность!</w:t>
-      </w:r>
-    </w:p>
-    <w:p>
-      <w:pPr>
-        <w:tabs>
-          <w:tab w:val="left" w:pos="560"/>
-          <w:tab w:val="left" w:pos="1120"/>
-          <w:tab w:val="left" w:pos="1680"/>
-          <w:tab w:val="left" w:pos="2240"/>
-          <w:tab w:val="left" w:pos="2800"/>
-          <w:tab w:val="left" w:pos="3360"/>
-          <w:tab w:val="left" w:pos="3920"/>
-          <w:tab w:val="left" w:pos="4480"/>
-          <w:tab w:val="left" w:pos="5040"/>
-          <w:tab w:val="left" w:pos="5600"/>
-          <w:tab w:val="left" w:pos="6160"/>
-          <w:tab w:val="left" w:pos="6720"/>
-        </w:tabs>
-        <w:autoSpaceDE w:val="0"/>
-        <w:autoSpaceDN w:val="0"/>
-        <w:adjustRightInd w:val="0"/>
-        <w:spacing w:after="0" w:line="240" w:lineRule="auto"/>
-        <w:rPr>
-          <w:rFonts w:ascii="Helvetica Neue" w:hAnsi="Helvetica Neue" w:cs="Helvetica Neue"/>
-          <w:color w:val="000000"/>
-          <w:kern w:val="0"/>
-          <w:sz w:val="26"/>
-          <w:szCs w:val="26"/>
-        </w:rPr>
-      </w:pPr>
-      <w:r>
-        <w:rPr>
-          <w:rFonts w:ascii="Helvetica Neue" w:hAnsi="Helvetica Neue" w:cs="Helvetica Neue"/>
-          <w:color w:val="000000"/>
-          <w:kern w:val="0"/>
-          <w:sz w:val="26"/>
-          <w:szCs w:val="26"/>
-        </w:rPr>
-        <w:t>Космос – это формирование Единого Клана!</w:t>
-      </w:r>
-    </w:p>
-    <w:p>
-      <w:pPr>
-        <w:tabs>
-          <w:tab w:val="left" w:pos="560"/>
-          <w:tab w:val="left" w:pos="1120"/>
-          <w:tab w:val="left" w:pos="1680"/>
-          <w:tab w:val="left" w:pos="2240"/>
-          <w:tab w:val="left" w:pos="2800"/>
-          <w:tab w:val="left" w:pos="3360"/>
-          <w:tab w:val="left" w:pos="3920"/>
-          <w:tab w:val="left" w:pos="4480"/>
-          <w:tab w:val="left" w:pos="5040"/>
-          <w:tab w:val="left" w:pos="5600"/>
-          <w:tab w:val="left" w:pos="6160"/>
-          <w:tab w:val="left" w:pos="6720"/>
-        </w:tabs>
-        <w:autoSpaceDE w:val="0"/>
-        <w:autoSpaceDN w:val="0"/>
-        <w:adjustRightInd w:val="0"/>
-        <w:spacing w:after="0" w:line="240" w:lineRule="auto"/>
-        <w:rPr>
-          <w:rFonts w:ascii="Helvetica Neue" w:hAnsi="Helvetica Neue" w:cs="Helvetica Neue"/>
-          <w:color w:val="000000"/>
-          <w:kern w:val="0"/>
-          <w:sz w:val="26"/>
-          <w:szCs w:val="26"/>
-        </w:rPr>
-      </w:pPr>
-    </w:p>
-    <w:p>
-      <w:pPr>
-        <w:tabs>
-          <w:tab w:val="left" w:pos="560"/>
-          <w:tab w:val="left" w:pos="1120"/>
-          <w:tab w:val="left" w:pos="1680"/>
-          <w:tab w:val="left" w:pos="2240"/>
-          <w:tab w:val="left" w:pos="2800"/>
-          <w:tab w:val="left" w:pos="3360"/>
-          <w:tab w:val="left" w:pos="3920"/>
-          <w:tab w:val="left" w:pos="4480"/>
-          <w:tab w:val="left" w:pos="5040"/>
-          <w:tab w:val="left" w:pos="5600"/>
-          <w:tab w:val="left" w:pos="6160"/>
-          <w:tab w:val="left" w:pos="6720"/>
-        </w:tabs>
-        <w:autoSpaceDE w:val="0"/>
-        <w:autoSpaceDN w:val="0"/>
-        <w:adjustRightInd w:val="0"/>
-        <w:spacing w:after="0" w:line="240" w:lineRule="auto"/>
-        <w:rPr>
-          <w:rFonts w:ascii="Helvetica Neue" w:hAnsi="Helvetica Neue" w:cs="Helvetica Neue"/>
-          <w:color w:val="000000"/>
-          <w:kern w:val="0"/>
-          <w:sz w:val="26"/>
-          <w:szCs w:val="26"/>
-        </w:rPr>
-      </w:pPr>
-      <w:r>
-        <w:rPr>
-          <w:rFonts w:ascii="Helvetica Neue" w:hAnsi="Helvetica Neue" w:cs="Helvetica Neue"/>
-          <w:color w:val="000000"/>
-          <w:kern w:val="0"/>
-          <w:sz w:val="26"/>
-          <w:szCs w:val="26"/>
-        </w:rPr>
-        <w:t>Я просил Вас, подумать о Боге!</w:t>
-      </w:r>
-    </w:p>
-    <w:p>
-      <w:pPr>
-        <w:tabs>
-          <w:tab w:val="left" w:pos="560"/>
-          <w:tab w:val="left" w:pos="1120"/>
-          <w:tab w:val="left" w:pos="1680"/>
-          <w:tab w:val="left" w:pos="2240"/>
-          <w:tab w:val="left" w:pos="2800"/>
-          <w:tab w:val="left" w:pos="3360"/>
-          <w:tab w:val="left" w:pos="3920"/>
-          <w:tab w:val="left" w:pos="4480"/>
-          <w:tab w:val="left" w:pos="5040"/>
-          <w:tab w:val="left" w:pos="5600"/>
-          <w:tab w:val="left" w:pos="6160"/>
-          <w:tab w:val="left" w:pos="6720"/>
-        </w:tabs>
-        <w:autoSpaceDE w:val="0"/>
-        <w:autoSpaceDN w:val="0"/>
-        <w:adjustRightInd w:val="0"/>
-        <w:spacing w:after="0" w:line="240" w:lineRule="auto"/>
-        <w:rPr>
-          <w:rFonts w:ascii="Helvetica Neue" w:hAnsi="Helvetica Neue" w:cs="Helvetica Neue"/>
-          <w:color w:val="000000"/>
-          <w:kern w:val="0"/>
-          <w:sz w:val="26"/>
-          <w:szCs w:val="26"/>
-        </w:rPr>
-      </w:pPr>
-      <w:r>
-        <w:rPr>
-          <w:rFonts w:ascii="Helvetica Neue" w:hAnsi="Helvetica Neue" w:cs="Helvetica Neue"/>
-          <w:color w:val="000000"/>
-          <w:kern w:val="0"/>
-          <w:sz w:val="26"/>
-          <w:szCs w:val="26"/>
-        </w:rPr>
-        <w:t>Ибо, Я состою, из Ваших частиц!</w:t>
-      </w:r>
-    </w:p>
-    <w:p>
-      <w:pPr>
-        <w:tabs>
-          <w:tab w:val="left" w:pos="560"/>
-          <w:tab w:val="left" w:pos="1120"/>
-          <w:tab w:val="left" w:pos="1680"/>
-          <w:tab w:val="left" w:pos="2240"/>
-          <w:tab w:val="left" w:pos="2800"/>
-          <w:tab w:val="left" w:pos="3360"/>
-          <w:tab w:val="left" w:pos="3920"/>
-          <w:tab w:val="left" w:pos="4480"/>
-          <w:tab w:val="left" w:pos="5040"/>
-          <w:tab w:val="left" w:pos="5600"/>
-          <w:tab w:val="left" w:pos="6160"/>
-          <w:tab w:val="left" w:pos="6720"/>
-        </w:tabs>
-        <w:autoSpaceDE w:val="0"/>
-        <w:autoSpaceDN w:val="0"/>
-        <w:adjustRightInd w:val="0"/>
-        <w:spacing w:after="0" w:line="240" w:lineRule="auto"/>
-        <w:rPr>
-          <w:rFonts w:ascii="Helvetica Neue" w:hAnsi="Helvetica Neue" w:cs="Helvetica Neue"/>
-          <w:color w:val="000000"/>
-          <w:kern w:val="0"/>
-          <w:sz w:val="26"/>
-          <w:szCs w:val="26"/>
-        </w:rPr>
-      </w:pPr>
-      <w:r>
-        <w:rPr>
-          <w:rFonts w:ascii="Helvetica Neue" w:hAnsi="Helvetica Neue" w:cs="Helvetica Neue"/>
-          <w:color w:val="000000"/>
-          <w:kern w:val="0"/>
-          <w:sz w:val="26"/>
-          <w:szCs w:val="26"/>
-        </w:rPr>
-        <w:t>Вы, будете, как и Я, в Итоге!</w:t>
-      </w:r>
-    </w:p>
-    <w:p>
-      <w:pPr>
-        <w:tabs>
-          <w:tab w:val="left" w:pos="560"/>
-          <w:tab w:val="left" w:pos="1120"/>
-          <w:tab w:val="left" w:pos="1680"/>
-          <w:tab w:val="left" w:pos="2240"/>
-          <w:tab w:val="left" w:pos="2800"/>
-          <w:tab w:val="left" w:pos="3360"/>
-          <w:tab w:val="left" w:pos="3920"/>
-          <w:tab w:val="left" w:pos="4480"/>
-          <w:tab w:val="left" w:pos="5040"/>
-          <w:tab w:val="left" w:pos="5600"/>
-          <w:tab w:val="left" w:pos="6160"/>
-          <w:tab w:val="left" w:pos="6720"/>
-        </w:tabs>
-        <w:autoSpaceDE w:val="0"/>
-        <w:autoSpaceDN w:val="0"/>
-        <w:adjustRightInd w:val="0"/>
-        <w:spacing w:after="0" w:line="240" w:lineRule="auto"/>
-        <w:rPr>
-          <w:rFonts w:ascii="Helvetica Neue" w:hAnsi="Helvetica Neue" w:cs="Helvetica Neue"/>
-          <w:color w:val="000000"/>
-          <w:kern w:val="0"/>
-          <w:sz w:val="26"/>
-          <w:szCs w:val="26"/>
-        </w:rPr>
-      </w:pPr>
-      <w:r>
-        <w:rPr>
-          <w:rFonts w:ascii="Helvetica Neue" w:hAnsi="Helvetica Neue" w:cs="Helvetica Neue"/>
-          <w:color w:val="000000"/>
-          <w:kern w:val="0"/>
-          <w:sz w:val="26"/>
-          <w:szCs w:val="26"/>
-        </w:rPr>
-        <w:t>Состоять, из миллионов, лиц!</w:t>
-      </w:r>
-    </w:p>
-    <w:p>
-      <w:pPr>
-        <w:tabs>
-          <w:tab w:val="left" w:pos="560"/>
-          <w:tab w:val="left" w:pos="1120"/>
-          <w:tab w:val="left" w:pos="1680"/>
-          <w:tab w:val="left" w:pos="2240"/>
-          <w:tab w:val="left" w:pos="2800"/>
-          <w:tab w:val="left" w:pos="3360"/>
-          <w:tab w:val="left" w:pos="3920"/>
-          <w:tab w:val="left" w:pos="4480"/>
-          <w:tab w:val="left" w:pos="5040"/>
-          <w:tab w:val="left" w:pos="5600"/>
-          <w:tab w:val="left" w:pos="6160"/>
-          <w:tab w:val="left" w:pos="6720"/>
-        </w:tabs>
-        <w:autoSpaceDE w:val="0"/>
-        <w:autoSpaceDN w:val="0"/>
-        <w:adjustRightInd w:val="0"/>
-        <w:spacing w:after="0" w:line="240" w:lineRule="auto"/>
-        <w:rPr>
-          <w:rFonts w:ascii="Helvetica Neue" w:hAnsi="Helvetica Neue" w:cs="Helvetica Neue"/>
-          <w:color w:val="000000"/>
-          <w:kern w:val="0"/>
-          <w:sz w:val="26"/>
-          <w:szCs w:val="26"/>
-        </w:rPr>
-      </w:pPr>
-    </w:p>
-    <w:p>
-      <w:pPr>
-        <w:tabs>
-          <w:tab w:val="left" w:pos="560"/>
-          <w:tab w:val="left" w:pos="1120"/>
-          <w:tab w:val="left" w:pos="1680"/>
-          <w:tab w:val="left" w:pos="2240"/>
-          <w:tab w:val="left" w:pos="2800"/>
-          <w:tab w:val="left" w:pos="3360"/>
-          <w:tab w:val="left" w:pos="3920"/>
-          <w:tab w:val="left" w:pos="4480"/>
-          <w:tab w:val="left" w:pos="5040"/>
-          <w:tab w:val="left" w:pos="5600"/>
-          <w:tab w:val="left" w:pos="6160"/>
-          <w:tab w:val="left" w:pos="6720"/>
-        </w:tabs>
-        <w:autoSpaceDE w:val="0"/>
-        <w:autoSpaceDN w:val="0"/>
-        <w:adjustRightInd w:val="0"/>
-        <w:spacing w:after="0" w:line="240" w:lineRule="auto"/>
-        <w:rPr>
-          <w:rFonts w:ascii="Helvetica Neue" w:hAnsi="Helvetica Neue" w:cs="Helvetica Neue"/>
-          <w:color w:val="000000"/>
-          <w:kern w:val="0"/>
-          <w:sz w:val="26"/>
-          <w:szCs w:val="26"/>
-        </w:rPr>
-      </w:pPr>
-      <w:r>
-        <w:rPr>
-          <w:rFonts w:ascii="Helvetica Neue" w:hAnsi="Helvetica Neue" w:cs="Helvetica Neue"/>
-          <w:color w:val="000000"/>
-          <w:kern w:val="0"/>
-          <w:sz w:val="26"/>
-          <w:szCs w:val="26"/>
-        </w:rPr>
-        <w:t>Вы, не поймёте, что Вы разные!</w:t>
-      </w:r>
-    </w:p>
-    <w:p>
-      <w:pPr>
-        <w:tabs>
-          <w:tab w:val="left" w:pos="560"/>
-          <w:tab w:val="left" w:pos="1120"/>
-          <w:tab w:val="left" w:pos="1680"/>
-          <w:tab w:val="left" w:pos="2240"/>
-          <w:tab w:val="left" w:pos="2800"/>
-          <w:tab w:val="left" w:pos="3360"/>
-          <w:tab w:val="left" w:pos="3920"/>
-          <w:tab w:val="left" w:pos="4480"/>
-          <w:tab w:val="left" w:pos="5040"/>
-          <w:tab w:val="left" w:pos="5600"/>
-          <w:tab w:val="left" w:pos="6160"/>
-          <w:tab w:val="left" w:pos="6720"/>
-        </w:tabs>
-        <w:autoSpaceDE w:val="0"/>
-        <w:autoSpaceDN w:val="0"/>
-        <w:adjustRightInd w:val="0"/>
-        <w:spacing w:after="0" w:line="240" w:lineRule="auto"/>
-        <w:rPr>
-          <w:rFonts w:ascii="Helvetica Neue" w:hAnsi="Helvetica Neue" w:cs="Helvetica Neue"/>
-          <w:color w:val="000000"/>
-          <w:kern w:val="0"/>
-          <w:sz w:val="26"/>
-          <w:szCs w:val="26"/>
-        </w:rPr>
-      </w:pPr>
-      <w:r>
-        <w:rPr>
-          <w:rFonts w:ascii="Helvetica Neue" w:hAnsi="Helvetica Neue" w:cs="Helvetica Neue"/>
-          <w:color w:val="000000"/>
-          <w:kern w:val="0"/>
-          <w:sz w:val="26"/>
-          <w:szCs w:val="26"/>
-        </w:rPr>
-        <w:t>Единство в Духе, сотворит Бога из Вас!</w:t>
-      </w:r>
-    </w:p>
-    <w:p>
-      <w:pPr>
-        <w:tabs>
-          <w:tab w:val="left" w:pos="560"/>
-          <w:tab w:val="left" w:pos="1120"/>
-          <w:tab w:val="left" w:pos="1680"/>
-          <w:tab w:val="left" w:pos="2240"/>
-          <w:tab w:val="left" w:pos="2800"/>
-          <w:tab w:val="left" w:pos="3360"/>
-          <w:tab w:val="left" w:pos="3920"/>
-          <w:tab w:val="left" w:pos="4480"/>
-          <w:tab w:val="left" w:pos="5040"/>
-          <w:tab w:val="left" w:pos="5600"/>
-          <w:tab w:val="left" w:pos="6160"/>
-          <w:tab w:val="left" w:pos="6720"/>
-        </w:tabs>
-        <w:autoSpaceDE w:val="0"/>
-        <w:autoSpaceDN w:val="0"/>
-        <w:adjustRightInd w:val="0"/>
-        <w:spacing w:after="0" w:line="240" w:lineRule="auto"/>
-        <w:rPr>
-          <w:rFonts w:ascii="Helvetica Neue" w:hAnsi="Helvetica Neue" w:cs="Helvetica Neue"/>
-          <w:color w:val="000000"/>
-          <w:kern w:val="0"/>
-          <w:sz w:val="26"/>
-          <w:szCs w:val="26"/>
-        </w:rPr>
-      </w:pPr>
-      <w:r>
-        <w:rPr>
-          <w:rFonts w:ascii="Helvetica Neue" w:hAnsi="Helvetica Neue" w:cs="Helvetica Neue"/>
-          <w:color w:val="000000"/>
-          <w:kern w:val="0"/>
-          <w:sz w:val="26"/>
-          <w:szCs w:val="26"/>
-        </w:rPr>
-        <w:t>Жизнь, Ваша, не будет праздной!</w:t>
-      </w:r>
-    </w:p>
-    <w:p>
-      <w:pPr>
-        <w:tabs>
-          <w:tab w:val="left" w:pos="560"/>
-          <w:tab w:val="left" w:pos="1120"/>
-          <w:tab w:val="left" w:pos="1680"/>
-          <w:tab w:val="left" w:pos="2240"/>
-          <w:tab w:val="left" w:pos="2800"/>
-          <w:tab w:val="left" w:pos="3360"/>
-          <w:tab w:val="left" w:pos="3920"/>
-          <w:tab w:val="left" w:pos="4480"/>
-          <w:tab w:val="left" w:pos="5040"/>
-          <w:tab w:val="left" w:pos="5600"/>
-          <w:tab w:val="left" w:pos="6160"/>
-          <w:tab w:val="left" w:pos="6720"/>
-        </w:tabs>
-        <w:autoSpaceDE w:val="0"/>
-        <w:autoSpaceDN w:val="0"/>
-        <w:adjustRightInd w:val="0"/>
-        <w:spacing w:after="0" w:line="240" w:lineRule="auto"/>
-        <w:rPr>
-          <w:rFonts w:ascii="Helvetica Neue" w:hAnsi="Helvetica Neue" w:cs="Helvetica Neue"/>
-          <w:color w:val="000000"/>
-          <w:kern w:val="0"/>
-          <w:sz w:val="26"/>
-          <w:szCs w:val="26"/>
-        </w:rPr>
-      </w:pPr>
-      <w:r>
-        <w:rPr>
-          <w:rFonts w:ascii="Helvetica Neue" w:hAnsi="Helvetica Neue" w:cs="Helvetica Neue"/>
-          <w:color w:val="000000"/>
-          <w:kern w:val="0"/>
-          <w:sz w:val="26"/>
-          <w:szCs w:val="26"/>
-        </w:rPr>
-        <w:t>Вы, поймёте, что это самый счастливый час!</w:t>
-      </w:r>
-    </w:p>
-    <w:p>
-      <w:pPr>
-        <w:tabs>
-          <w:tab w:val="left" w:pos="560"/>
-          <w:tab w:val="left" w:pos="1120"/>
-          <w:tab w:val="left" w:pos="1680"/>
-          <w:tab w:val="left" w:pos="2240"/>
-          <w:tab w:val="left" w:pos="2800"/>
-          <w:tab w:val="left" w:pos="3360"/>
-          <w:tab w:val="left" w:pos="3920"/>
-          <w:tab w:val="left" w:pos="4480"/>
-          <w:tab w:val="left" w:pos="5040"/>
-          <w:tab w:val="left" w:pos="5600"/>
-          <w:tab w:val="left" w:pos="6160"/>
-          <w:tab w:val="left" w:pos="6720"/>
-        </w:tabs>
-        <w:autoSpaceDE w:val="0"/>
-        <w:autoSpaceDN w:val="0"/>
-        <w:adjustRightInd w:val="0"/>
-        <w:spacing w:after="0" w:line="240" w:lineRule="auto"/>
-        <w:rPr>
-          <w:rFonts w:ascii="Helvetica Neue" w:hAnsi="Helvetica Neue" w:cs="Helvetica Neue"/>
-          <w:color w:val="000000"/>
-          <w:kern w:val="0"/>
-          <w:sz w:val="26"/>
-          <w:szCs w:val="26"/>
-        </w:rPr>
-      </w:pPr>
-    </w:p>
-    <w:p>
-      <w:pPr>
-        <w:tabs>
-          <w:tab w:val="left" w:pos="560"/>
-          <w:tab w:val="left" w:pos="1120"/>
-          <w:tab w:val="left" w:pos="1680"/>
-          <w:tab w:val="left" w:pos="2240"/>
-          <w:tab w:val="left" w:pos="2800"/>
-          <w:tab w:val="left" w:pos="3360"/>
-          <w:tab w:val="left" w:pos="3920"/>
-          <w:tab w:val="left" w:pos="4480"/>
-          <w:tab w:val="left" w:pos="5040"/>
-          <w:tab w:val="left" w:pos="5600"/>
-          <w:tab w:val="left" w:pos="6160"/>
-          <w:tab w:val="left" w:pos="6720"/>
-        </w:tabs>
-        <w:autoSpaceDE w:val="0"/>
-        <w:autoSpaceDN w:val="0"/>
-        <w:adjustRightInd w:val="0"/>
-        <w:spacing w:after="0" w:line="240" w:lineRule="auto"/>
-        <w:rPr>
-          <w:rFonts w:ascii="Helvetica Neue" w:hAnsi="Helvetica Neue" w:cs="Helvetica Neue"/>
-          <w:color w:val="000000"/>
-          <w:kern w:val="0"/>
-          <w:sz w:val="26"/>
-          <w:szCs w:val="26"/>
-        </w:rPr>
-      </w:pPr>
-      <w:r>
-        <w:rPr>
-          <w:rFonts w:ascii="Helvetica Neue" w:hAnsi="Helvetica Neue" w:cs="Helvetica Neue"/>
-          <w:color w:val="000000"/>
-          <w:kern w:val="0"/>
-          <w:sz w:val="26"/>
-          <w:szCs w:val="26"/>
-        </w:rPr>
-        <w:t>Да будет Свет Истины!</w:t>
-      </w:r>
-    </w:p>
-    <w:p>
-      <w:pPr>
-        <w:tabs>
-          <w:tab w:val="left" w:pos="560"/>
-          <w:tab w:val="left" w:pos="1120"/>
-          <w:tab w:val="left" w:pos="1680"/>
-          <w:tab w:val="left" w:pos="2240"/>
-          <w:tab w:val="left" w:pos="2800"/>
-          <w:tab w:val="left" w:pos="3360"/>
-          <w:tab w:val="left" w:pos="3920"/>
-          <w:tab w:val="left" w:pos="4480"/>
-          <w:tab w:val="left" w:pos="5040"/>
-          <w:tab w:val="left" w:pos="5600"/>
-          <w:tab w:val="left" w:pos="6160"/>
-          <w:tab w:val="left" w:pos="6720"/>
-        </w:tabs>
-        <w:autoSpaceDE w:val="0"/>
-        <w:autoSpaceDN w:val="0"/>
-        <w:adjustRightInd w:val="0"/>
-        <w:spacing w:after="0" w:line="240" w:lineRule="auto"/>
-        <w:rPr>
-          <w:rFonts w:ascii="Helvetica Neue" w:hAnsi="Helvetica Neue" w:cs="Helvetica Neue"/>
-          <w:color w:val="000000"/>
-          <w:kern w:val="0"/>
-          <w:sz w:val="26"/>
-          <w:szCs w:val="26"/>
-        </w:rPr>
-      </w:pPr>
-      <w:r>
-        <w:rPr>
-          <w:rFonts w:ascii="Helvetica Neue" w:hAnsi="Helvetica Neue" w:cs="Helvetica Neue"/>
-          <w:color w:val="000000"/>
-          <w:kern w:val="0"/>
-          <w:sz w:val="26"/>
-          <w:szCs w:val="26"/>
-        </w:rPr>
-        <w:t>Отец Абсолют или Высший Космический Разум!</w:t>
-      </w:r>
-    </w:p>
-    <w:p>
-      <w:pPr>
-        <w:tabs>
-          <w:tab w:val="left" w:pos="560"/>
-          <w:tab w:val="left" w:pos="1120"/>
-          <w:tab w:val="left" w:pos="1680"/>
-          <w:tab w:val="left" w:pos="2240"/>
-          <w:tab w:val="left" w:pos="2800"/>
-          <w:tab w:val="left" w:pos="3360"/>
-          <w:tab w:val="left" w:pos="3920"/>
-          <w:tab w:val="left" w:pos="4480"/>
-          <w:tab w:val="left" w:pos="5040"/>
-          <w:tab w:val="left" w:pos="5600"/>
-          <w:tab w:val="left" w:pos="6160"/>
-          <w:tab w:val="left" w:pos="6720"/>
-        </w:tabs>
-        <w:autoSpaceDE w:val="0"/>
-        <w:autoSpaceDN w:val="0"/>
-        <w:adjustRightInd w:val="0"/>
-        <w:spacing w:after="0" w:line="240" w:lineRule="auto"/>
-        <w:rPr>
-          <w:rFonts w:ascii="Helvetica Neue" w:hAnsi="Helvetica Neue" w:cs="Helvetica Neue"/>
-          <w:color w:val="000000"/>
-          <w:kern w:val="0"/>
-          <w:sz w:val="26"/>
-          <w:szCs w:val="26"/>
-        </w:rPr>
-      </w:pPr>
-    </w:p>
-    <w:p>
-      <w:pPr>
-        <w:tabs>
-          <w:tab w:val="left" w:pos="560"/>
-          <w:tab w:val="left" w:pos="1120"/>
-          <w:tab w:val="left" w:pos="1680"/>
-          <w:tab w:val="left" w:pos="2240"/>
-          <w:tab w:val="left" w:pos="2800"/>
-          <w:tab w:val="left" w:pos="3360"/>
-          <w:tab w:val="left" w:pos="3920"/>
-          <w:tab w:val="left" w:pos="4480"/>
-          <w:tab w:val="left" w:pos="5040"/>
-          <w:tab w:val="left" w:pos="5600"/>
-          <w:tab w:val="left" w:pos="6160"/>
-          <w:tab w:val="left" w:pos="6720"/>
-        </w:tabs>
-        <w:autoSpaceDE w:val="0"/>
-        <w:autoSpaceDN w:val="0"/>
-        <w:adjustRightInd w:val="0"/>
-        <w:spacing w:after="0" w:line="240" w:lineRule="auto"/>
-        <w:rPr>
-          <w:rFonts w:ascii="Helvetica Neue" w:hAnsi="Helvetica Neue" w:cs="Helvetica Neue"/>
-          <w:color w:val="000000"/>
-          <w:kern w:val="0"/>
-          <w:sz w:val="26"/>
-          <w:szCs w:val="26"/>
-        </w:rPr>
-      </w:pPr>
-    </w:p>
-    <w:p>
-      <w:pPr>
-        <w:tabs>
-          <w:tab w:val="left" w:pos="560"/>
-          <w:tab w:val="left" w:pos="1120"/>
-          <w:tab w:val="left" w:pos="1680"/>
-          <w:tab w:val="left" w:pos="2240"/>
-          <w:tab w:val="left" w:pos="2800"/>
-          <w:tab w:val="left" w:pos="3360"/>
-          <w:tab w:val="left" w:pos="3920"/>
-          <w:tab w:val="left" w:pos="4480"/>
-          <w:tab w:val="left" w:pos="5040"/>
-          <w:tab w:val="left" w:pos="5600"/>
-          <w:tab w:val="left" w:pos="6160"/>
-          <w:tab w:val="left" w:pos="6720"/>
-        </w:tabs>
-        <w:autoSpaceDE w:val="0"/>
-        <w:autoSpaceDN w:val="0"/>
-        <w:adjustRightInd w:val="0"/>
-        <w:spacing w:after="0" w:line="240" w:lineRule="auto"/>
+      </w:pPr>
+      <w:r>
         <w:rPr>
           <w:rFonts w:ascii="Helvetica Neue" w:hAnsi="Helvetica Neue" w:cs="Helvetica Neue"/>
           <w:b/>
@@ -3957,8 +3298,749 @@
           <w:sz w:val="26"/>
           <w:szCs w:val="26"/>
         </w:rPr>
-      </w:pPr>
-      <w:r>
+        <w:t>Что, впереди Единства Осознание!</w:t>
+      </w:r>
+    </w:p>
+    <w:p>
+      <w:pPr>
+        <w:tabs>
+          <w:tab w:val="left" w:pos="560"/>
+          <w:tab w:val="left" w:pos="1120"/>
+          <w:tab w:val="left" w:pos="1680"/>
+          <w:tab w:val="left" w:pos="2240"/>
+          <w:tab w:val="left" w:pos="2800"/>
+          <w:tab w:val="left" w:pos="3360"/>
+          <w:tab w:val="left" w:pos="3920"/>
+          <w:tab w:val="left" w:pos="4480"/>
+          <w:tab w:val="left" w:pos="5040"/>
+          <w:tab w:val="left" w:pos="5600"/>
+          <w:tab w:val="left" w:pos="6160"/>
+          <w:tab w:val="left" w:pos="6720"/>
+        </w:tabs>
+        <w:autoSpaceDE w:val="0"/>
+        <w:autoSpaceDN w:val="0"/>
+        <w:adjustRightInd w:val="0"/>
+        <w:spacing w:after="0" w:line="240" w:lineRule="auto"/>
+        <w:rPr>
+          <w:rFonts w:ascii="Helvetica Neue" w:hAnsi="Helvetica Neue" w:cs="Helvetica Neue"/>
+          <w:color w:val="000000"/>
+          <w:kern w:val="0"/>
+          <w:sz w:val="26"/>
+          <w:szCs w:val="26"/>
+        </w:rPr>
+      </w:pPr>
+    </w:p>
+    <w:p>
+      <w:pPr>
+        <w:tabs>
+          <w:tab w:val="left" w:pos="560"/>
+          <w:tab w:val="left" w:pos="1120"/>
+          <w:tab w:val="left" w:pos="1680"/>
+          <w:tab w:val="left" w:pos="2240"/>
+          <w:tab w:val="left" w:pos="2800"/>
+          <w:tab w:val="left" w:pos="3360"/>
+          <w:tab w:val="left" w:pos="3920"/>
+          <w:tab w:val="left" w:pos="4480"/>
+          <w:tab w:val="left" w:pos="5040"/>
+          <w:tab w:val="left" w:pos="5600"/>
+          <w:tab w:val="left" w:pos="6160"/>
+          <w:tab w:val="left" w:pos="6720"/>
+        </w:tabs>
+        <w:autoSpaceDE w:val="0"/>
+        <w:autoSpaceDN w:val="0"/>
+        <w:adjustRightInd w:val="0"/>
+        <w:spacing w:after="0" w:line="240" w:lineRule="auto"/>
+        <w:rPr>
+          <w:rFonts w:ascii="Helvetica Neue" w:hAnsi="Helvetica Neue" w:cs="Helvetica Neue"/>
+          <w:color w:val="000000"/>
+          <w:kern w:val="0"/>
+          <w:sz w:val="26"/>
+          <w:szCs w:val="26"/>
+        </w:rPr>
+      </w:pPr>
+      <w:r>
+        <w:rPr>
+          <w:rFonts w:ascii="Helvetica Neue" w:hAnsi="Helvetica Neue" w:cs="Helvetica Neue"/>
+          <w:color w:val="000000"/>
+          <w:kern w:val="0"/>
+          <w:sz w:val="26"/>
+          <w:szCs w:val="26"/>
+        </w:rPr>
+        <w:t>Космос, для Вас, тоже, реальность!</w:t>
+      </w:r>
+    </w:p>
+    <w:p>
+      <w:pPr>
+        <w:tabs>
+          <w:tab w:val="left" w:pos="560"/>
+          <w:tab w:val="left" w:pos="1120"/>
+          <w:tab w:val="left" w:pos="1680"/>
+          <w:tab w:val="left" w:pos="2240"/>
+          <w:tab w:val="left" w:pos="2800"/>
+          <w:tab w:val="left" w:pos="3360"/>
+          <w:tab w:val="left" w:pos="3920"/>
+          <w:tab w:val="left" w:pos="4480"/>
+          <w:tab w:val="left" w:pos="5040"/>
+          <w:tab w:val="left" w:pos="5600"/>
+          <w:tab w:val="left" w:pos="6160"/>
+          <w:tab w:val="left" w:pos="6720"/>
+        </w:tabs>
+        <w:autoSpaceDE w:val="0"/>
+        <w:autoSpaceDN w:val="0"/>
+        <w:adjustRightInd w:val="0"/>
+        <w:spacing w:after="0" w:line="240" w:lineRule="auto"/>
+        <w:rPr>
+          <w:rFonts w:ascii="Helvetica Neue" w:hAnsi="Helvetica Neue" w:cs="Helvetica Neue"/>
+          <w:color w:val="000000"/>
+          <w:kern w:val="0"/>
+          <w:sz w:val="26"/>
+          <w:szCs w:val="26"/>
+        </w:rPr>
+      </w:pPr>
+      <w:r>
+        <w:rPr>
+          <w:rFonts w:ascii="Helvetica Neue" w:hAnsi="Helvetica Neue" w:cs="Helvetica Neue"/>
+          <w:color w:val="000000"/>
+          <w:kern w:val="0"/>
+          <w:sz w:val="26"/>
+          <w:szCs w:val="26"/>
+        </w:rPr>
+        <w:t>Но, реальность Тонкого плана!</w:t>
+      </w:r>
+    </w:p>
+    <w:p>
+      <w:pPr>
+        <w:tabs>
+          <w:tab w:val="left" w:pos="560"/>
+          <w:tab w:val="left" w:pos="1120"/>
+          <w:tab w:val="left" w:pos="1680"/>
+          <w:tab w:val="left" w:pos="2240"/>
+          <w:tab w:val="left" w:pos="2800"/>
+          <w:tab w:val="left" w:pos="3360"/>
+          <w:tab w:val="left" w:pos="3920"/>
+          <w:tab w:val="left" w:pos="4480"/>
+          <w:tab w:val="left" w:pos="5040"/>
+          <w:tab w:val="left" w:pos="5600"/>
+          <w:tab w:val="left" w:pos="6160"/>
+          <w:tab w:val="left" w:pos="6720"/>
+        </w:tabs>
+        <w:autoSpaceDE w:val="0"/>
+        <w:autoSpaceDN w:val="0"/>
+        <w:adjustRightInd w:val="0"/>
+        <w:spacing w:after="0" w:line="240" w:lineRule="auto"/>
+        <w:rPr>
+          <w:rFonts w:ascii="Helvetica Neue" w:hAnsi="Helvetica Neue" w:cs="Helvetica Neue"/>
+          <w:color w:val="000000"/>
+          <w:kern w:val="0"/>
+          <w:sz w:val="26"/>
+          <w:szCs w:val="26"/>
+        </w:rPr>
+      </w:pPr>
+      <w:r>
+        <w:rPr>
+          <w:rFonts w:ascii="Helvetica Neue" w:hAnsi="Helvetica Neue" w:cs="Helvetica Neue"/>
+          <w:color w:val="000000"/>
+          <w:kern w:val="0"/>
+          <w:sz w:val="26"/>
+          <w:szCs w:val="26"/>
+        </w:rPr>
+        <w:t>Планета – это Рождения, актуальность!</w:t>
+      </w:r>
+    </w:p>
+    <w:p>
+      <w:pPr>
+        <w:tabs>
+          <w:tab w:val="left" w:pos="560"/>
+          <w:tab w:val="left" w:pos="1120"/>
+          <w:tab w:val="left" w:pos="1680"/>
+          <w:tab w:val="left" w:pos="2240"/>
+          <w:tab w:val="left" w:pos="2800"/>
+          <w:tab w:val="left" w:pos="3360"/>
+          <w:tab w:val="left" w:pos="3920"/>
+          <w:tab w:val="left" w:pos="4480"/>
+          <w:tab w:val="left" w:pos="5040"/>
+          <w:tab w:val="left" w:pos="5600"/>
+          <w:tab w:val="left" w:pos="6160"/>
+          <w:tab w:val="left" w:pos="6720"/>
+        </w:tabs>
+        <w:autoSpaceDE w:val="0"/>
+        <w:autoSpaceDN w:val="0"/>
+        <w:adjustRightInd w:val="0"/>
+        <w:spacing w:after="0" w:line="240" w:lineRule="auto"/>
+        <w:rPr>
+          <w:rFonts w:ascii="Helvetica Neue" w:hAnsi="Helvetica Neue" w:cs="Helvetica Neue"/>
+          <w:color w:val="000000"/>
+          <w:kern w:val="0"/>
+          <w:sz w:val="26"/>
+          <w:szCs w:val="26"/>
+        </w:rPr>
+      </w:pPr>
+      <w:r>
+        <w:rPr>
+          <w:rFonts w:ascii="Helvetica Neue" w:hAnsi="Helvetica Neue" w:cs="Helvetica Neue"/>
+          <w:color w:val="000000"/>
+          <w:kern w:val="0"/>
+          <w:sz w:val="26"/>
+          <w:szCs w:val="26"/>
+        </w:rPr>
+        <w:t>Космос – это формирование Единого Клана!</w:t>
+      </w:r>
+    </w:p>
+    <w:p>
+      <w:pPr>
+        <w:tabs>
+          <w:tab w:val="left" w:pos="560"/>
+          <w:tab w:val="left" w:pos="1120"/>
+          <w:tab w:val="left" w:pos="1680"/>
+          <w:tab w:val="left" w:pos="2240"/>
+          <w:tab w:val="left" w:pos="2800"/>
+          <w:tab w:val="left" w:pos="3360"/>
+          <w:tab w:val="left" w:pos="3920"/>
+          <w:tab w:val="left" w:pos="4480"/>
+          <w:tab w:val="left" w:pos="5040"/>
+          <w:tab w:val="left" w:pos="5600"/>
+          <w:tab w:val="left" w:pos="6160"/>
+          <w:tab w:val="left" w:pos="6720"/>
+        </w:tabs>
+        <w:autoSpaceDE w:val="0"/>
+        <w:autoSpaceDN w:val="0"/>
+        <w:adjustRightInd w:val="0"/>
+        <w:spacing w:after="0" w:line="240" w:lineRule="auto"/>
+        <w:rPr>
+          <w:rFonts w:ascii="Helvetica Neue" w:hAnsi="Helvetica Neue" w:cs="Helvetica Neue"/>
+          <w:color w:val="000000"/>
+          <w:kern w:val="0"/>
+          <w:sz w:val="26"/>
+          <w:szCs w:val="26"/>
+        </w:rPr>
+      </w:pPr>
+    </w:p>
+    <w:p>
+      <w:pPr>
+        <w:tabs>
+          <w:tab w:val="left" w:pos="560"/>
+          <w:tab w:val="left" w:pos="1120"/>
+          <w:tab w:val="left" w:pos="1680"/>
+          <w:tab w:val="left" w:pos="2240"/>
+          <w:tab w:val="left" w:pos="2800"/>
+          <w:tab w:val="left" w:pos="3360"/>
+          <w:tab w:val="left" w:pos="3920"/>
+          <w:tab w:val="left" w:pos="4480"/>
+          <w:tab w:val="left" w:pos="5040"/>
+          <w:tab w:val="left" w:pos="5600"/>
+          <w:tab w:val="left" w:pos="6160"/>
+          <w:tab w:val="left" w:pos="6720"/>
+        </w:tabs>
+        <w:autoSpaceDE w:val="0"/>
+        <w:autoSpaceDN w:val="0"/>
+        <w:adjustRightInd w:val="0"/>
+        <w:spacing w:after="0" w:line="240" w:lineRule="auto"/>
+        <w:rPr>
+          <w:rFonts w:ascii="Helvetica Neue" w:hAnsi="Helvetica Neue" w:cs="Helvetica Neue"/>
+          <w:color w:val="000000"/>
+          <w:kern w:val="0"/>
+          <w:sz w:val="26"/>
+          <w:szCs w:val="26"/>
+        </w:rPr>
+      </w:pPr>
+      <w:r>
+        <w:rPr>
+          <w:rFonts w:ascii="Helvetica Neue" w:hAnsi="Helvetica Neue" w:cs="Helvetica Neue"/>
+          <w:color w:val="000000"/>
+          <w:kern w:val="0"/>
+          <w:sz w:val="26"/>
+          <w:szCs w:val="26"/>
+        </w:rPr>
+        <w:t>Я просил Вас, подумать о Боге!</w:t>
+      </w:r>
+    </w:p>
+    <w:p>
+      <w:pPr>
+        <w:tabs>
+          <w:tab w:val="left" w:pos="560"/>
+          <w:tab w:val="left" w:pos="1120"/>
+          <w:tab w:val="left" w:pos="1680"/>
+          <w:tab w:val="left" w:pos="2240"/>
+          <w:tab w:val="left" w:pos="2800"/>
+          <w:tab w:val="left" w:pos="3360"/>
+          <w:tab w:val="left" w:pos="3920"/>
+          <w:tab w:val="left" w:pos="4480"/>
+          <w:tab w:val="left" w:pos="5040"/>
+          <w:tab w:val="left" w:pos="5600"/>
+          <w:tab w:val="left" w:pos="6160"/>
+          <w:tab w:val="left" w:pos="6720"/>
+        </w:tabs>
+        <w:autoSpaceDE w:val="0"/>
+        <w:autoSpaceDN w:val="0"/>
+        <w:adjustRightInd w:val="0"/>
+        <w:spacing w:after="0" w:line="240" w:lineRule="auto"/>
+        <w:rPr>
+          <w:rFonts w:ascii="Helvetica Neue" w:hAnsi="Helvetica Neue" w:cs="Helvetica Neue"/>
+          <w:color w:val="000000"/>
+          <w:kern w:val="0"/>
+          <w:sz w:val="26"/>
+          <w:szCs w:val="26"/>
+        </w:rPr>
+      </w:pPr>
+      <w:r>
+        <w:rPr>
+          <w:rFonts w:ascii="Helvetica Neue" w:hAnsi="Helvetica Neue" w:cs="Helvetica Neue"/>
+          <w:color w:val="000000"/>
+          <w:kern w:val="0"/>
+          <w:sz w:val="26"/>
+          <w:szCs w:val="26"/>
+        </w:rPr>
+        <w:t>Ибо, Я состою, из Ваших частиц!</w:t>
+      </w:r>
+    </w:p>
+    <w:p>
+      <w:pPr>
+        <w:tabs>
+          <w:tab w:val="left" w:pos="560"/>
+          <w:tab w:val="left" w:pos="1120"/>
+          <w:tab w:val="left" w:pos="1680"/>
+          <w:tab w:val="left" w:pos="2240"/>
+          <w:tab w:val="left" w:pos="2800"/>
+          <w:tab w:val="left" w:pos="3360"/>
+          <w:tab w:val="left" w:pos="3920"/>
+          <w:tab w:val="left" w:pos="4480"/>
+          <w:tab w:val="left" w:pos="5040"/>
+          <w:tab w:val="left" w:pos="5600"/>
+          <w:tab w:val="left" w:pos="6160"/>
+          <w:tab w:val="left" w:pos="6720"/>
+        </w:tabs>
+        <w:autoSpaceDE w:val="0"/>
+        <w:autoSpaceDN w:val="0"/>
+        <w:adjustRightInd w:val="0"/>
+        <w:spacing w:after="0" w:line="240" w:lineRule="auto"/>
+        <w:rPr>
+          <w:rFonts w:ascii="Helvetica Neue" w:hAnsi="Helvetica Neue" w:cs="Helvetica Neue"/>
+          <w:color w:val="000000"/>
+          <w:kern w:val="0"/>
+          <w:sz w:val="26"/>
+          <w:szCs w:val="26"/>
+        </w:rPr>
+      </w:pPr>
+      <w:r>
+        <w:rPr>
+          <w:rFonts w:ascii="Helvetica Neue" w:hAnsi="Helvetica Neue" w:cs="Helvetica Neue"/>
+          <w:color w:val="000000"/>
+          <w:kern w:val="0"/>
+          <w:sz w:val="26"/>
+          <w:szCs w:val="26"/>
+        </w:rPr>
+        <w:t>Вы, будете, как и Я, в Итоге!</w:t>
+      </w:r>
+    </w:p>
+    <w:p>
+      <w:pPr>
+        <w:tabs>
+          <w:tab w:val="left" w:pos="560"/>
+          <w:tab w:val="left" w:pos="1120"/>
+          <w:tab w:val="left" w:pos="1680"/>
+          <w:tab w:val="left" w:pos="2240"/>
+          <w:tab w:val="left" w:pos="2800"/>
+          <w:tab w:val="left" w:pos="3360"/>
+          <w:tab w:val="left" w:pos="3920"/>
+          <w:tab w:val="left" w:pos="4480"/>
+          <w:tab w:val="left" w:pos="5040"/>
+          <w:tab w:val="left" w:pos="5600"/>
+          <w:tab w:val="left" w:pos="6160"/>
+          <w:tab w:val="left" w:pos="6720"/>
+        </w:tabs>
+        <w:autoSpaceDE w:val="0"/>
+        <w:autoSpaceDN w:val="0"/>
+        <w:adjustRightInd w:val="0"/>
+        <w:spacing w:after="0" w:line="240" w:lineRule="auto"/>
+        <w:rPr>
+          <w:rFonts w:ascii="Helvetica Neue" w:hAnsi="Helvetica Neue" w:cs="Helvetica Neue"/>
+          <w:color w:val="000000"/>
+          <w:kern w:val="0"/>
+          <w:sz w:val="26"/>
+          <w:szCs w:val="26"/>
+        </w:rPr>
+      </w:pPr>
+      <w:r>
+        <w:rPr>
+          <w:rFonts w:ascii="Helvetica Neue" w:hAnsi="Helvetica Neue" w:cs="Helvetica Neue"/>
+          <w:color w:val="000000"/>
+          <w:kern w:val="0"/>
+          <w:sz w:val="26"/>
+          <w:szCs w:val="26"/>
+        </w:rPr>
+        <w:t>Состоять, из миллионов, лиц!</w:t>
+      </w:r>
+    </w:p>
+    <w:p>
+      <w:pPr>
+        <w:tabs>
+          <w:tab w:val="left" w:pos="560"/>
+          <w:tab w:val="left" w:pos="1120"/>
+          <w:tab w:val="left" w:pos="1680"/>
+          <w:tab w:val="left" w:pos="2240"/>
+          <w:tab w:val="left" w:pos="2800"/>
+          <w:tab w:val="left" w:pos="3360"/>
+          <w:tab w:val="left" w:pos="3920"/>
+          <w:tab w:val="left" w:pos="4480"/>
+          <w:tab w:val="left" w:pos="5040"/>
+          <w:tab w:val="left" w:pos="5600"/>
+          <w:tab w:val="left" w:pos="6160"/>
+          <w:tab w:val="left" w:pos="6720"/>
+        </w:tabs>
+        <w:autoSpaceDE w:val="0"/>
+        <w:autoSpaceDN w:val="0"/>
+        <w:adjustRightInd w:val="0"/>
+        <w:spacing w:after="0" w:line="240" w:lineRule="auto"/>
+        <w:rPr>
+          <w:rFonts w:ascii="Helvetica Neue" w:hAnsi="Helvetica Neue" w:cs="Helvetica Neue"/>
+          <w:color w:val="000000"/>
+          <w:kern w:val="0"/>
+          <w:sz w:val="26"/>
+          <w:szCs w:val="26"/>
+        </w:rPr>
+      </w:pPr>
+    </w:p>
+    <w:p>
+      <w:pPr>
+        <w:tabs>
+          <w:tab w:val="left" w:pos="560"/>
+          <w:tab w:val="left" w:pos="1120"/>
+          <w:tab w:val="left" w:pos="1680"/>
+          <w:tab w:val="left" w:pos="2240"/>
+          <w:tab w:val="left" w:pos="2800"/>
+          <w:tab w:val="left" w:pos="3360"/>
+          <w:tab w:val="left" w:pos="3920"/>
+          <w:tab w:val="left" w:pos="4480"/>
+          <w:tab w:val="left" w:pos="5040"/>
+          <w:tab w:val="left" w:pos="5600"/>
+          <w:tab w:val="left" w:pos="6160"/>
+          <w:tab w:val="left" w:pos="6720"/>
+        </w:tabs>
+        <w:autoSpaceDE w:val="0"/>
+        <w:autoSpaceDN w:val="0"/>
+        <w:adjustRightInd w:val="0"/>
+        <w:spacing w:after="0" w:line="240" w:lineRule="auto"/>
+        <w:rPr>
+          <w:rFonts w:ascii="Helvetica Neue" w:hAnsi="Helvetica Neue" w:cs="Helvetica Neue"/>
+          <w:color w:val="000000"/>
+          <w:kern w:val="0"/>
+          <w:sz w:val="26"/>
+          <w:szCs w:val="26"/>
+        </w:rPr>
+      </w:pPr>
+      <w:r>
+        <w:rPr>
+          <w:rFonts w:ascii="Helvetica Neue" w:hAnsi="Helvetica Neue" w:cs="Helvetica Neue"/>
+          <w:color w:val="000000"/>
+          <w:kern w:val="0"/>
+          <w:sz w:val="26"/>
+          <w:szCs w:val="26"/>
+        </w:rPr>
+        <w:t>Вы, не поймёте, что Вы разные!</w:t>
+      </w:r>
+    </w:p>
+    <w:p>
+      <w:pPr>
+        <w:tabs>
+          <w:tab w:val="left" w:pos="560"/>
+          <w:tab w:val="left" w:pos="1120"/>
+          <w:tab w:val="left" w:pos="1680"/>
+          <w:tab w:val="left" w:pos="2240"/>
+          <w:tab w:val="left" w:pos="2800"/>
+          <w:tab w:val="left" w:pos="3360"/>
+          <w:tab w:val="left" w:pos="3920"/>
+          <w:tab w:val="left" w:pos="4480"/>
+          <w:tab w:val="left" w:pos="5040"/>
+          <w:tab w:val="left" w:pos="5600"/>
+          <w:tab w:val="left" w:pos="6160"/>
+          <w:tab w:val="left" w:pos="6720"/>
+        </w:tabs>
+        <w:autoSpaceDE w:val="0"/>
+        <w:autoSpaceDN w:val="0"/>
+        <w:adjustRightInd w:val="0"/>
+        <w:spacing w:after="0" w:line="240" w:lineRule="auto"/>
+        <w:rPr>
+          <w:rFonts w:ascii="Helvetica Neue" w:hAnsi="Helvetica Neue" w:cs="Helvetica Neue"/>
+          <w:color w:val="000000"/>
+          <w:kern w:val="0"/>
+          <w:sz w:val="26"/>
+          <w:szCs w:val="26"/>
+        </w:rPr>
+      </w:pPr>
+      <w:r>
+        <w:rPr>
+          <w:rFonts w:ascii="Helvetica Neue" w:hAnsi="Helvetica Neue" w:cs="Helvetica Neue"/>
+          <w:color w:val="000000"/>
+          <w:kern w:val="0"/>
+          <w:sz w:val="26"/>
+          <w:szCs w:val="26"/>
+        </w:rPr>
+        <w:t>Единство в Духе, сотворит Бога из Вас!</w:t>
+      </w:r>
+    </w:p>
+    <w:p>
+      <w:pPr>
+        <w:tabs>
+          <w:tab w:val="left" w:pos="560"/>
+          <w:tab w:val="left" w:pos="1120"/>
+          <w:tab w:val="left" w:pos="1680"/>
+          <w:tab w:val="left" w:pos="2240"/>
+          <w:tab w:val="left" w:pos="2800"/>
+          <w:tab w:val="left" w:pos="3360"/>
+          <w:tab w:val="left" w:pos="3920"/>
+          <w:tab w:val="left" w:pos="4480"/>
+          <w:tab w:val="left" w:pos="5040"/>
+          <w:tab w:val="left" w:pos="5600"/>
+          <w:tab w:val="left" w:pos="6160"/>
+          <w:tab w:val="left" w:pos="6720"/>
+        </w:tabs>
+        <w:autoSpaceDE w:val="0"/>
+        <w:autoSpaceDN w:val="0"/>
+        <w:adjustRightInd w:val="0"/>
+        <w:spacing w:after="0" w:line="240" w:lineRule="auto"/>
+        <w:rPr>
+          <w:rFonts w:ascii="Helvetica Neue" w:hAnsi="Helvetica Neue" w:cs="Helvetica Neue"/>
+          <w:color w:val="000000"/>
+          <w:kern w:val="0"/>
+          <w:sz w:val="26"/>
+          <w:szCs w:val="26"/>
+        </w:rPr>
+      </w:pPr>
+      <w:r>
+        <w:rPr>
+          <w:rFonts w:ascii="Helvetica Neue" w:hAnsi="Helvetica Neue" w:cs="Helvetica Neue"/>
+          <w:color w:val="000000"/>
+          <w:kern w:val="0"/>
+          <w:sz w:val="26"/>
+          <w:szCs w:val="26"/>
+        </w:rPr>
+        <w:t>Жизнь, Ваша, не будет праздной!</w:t>
+      </w:r>
+    </w:p>
+    <w:p>
+      <w:pPr>
+        <w:tabs>
+          <w:tab w:val="left" w:pos="560"/>
+          <w:tab w:val="left" w:pos="1120"/>
+          <w:tab w:val="left" w:pos="1680"/>
+          <w:tab w:val="left" w:pos="2240"/>
+          <w:tab w:val="left" w:pos="2800"/>
+          <w:tab w:val="left" w:pos="3360"/>
+          <w:tab w:val="left" w:pos="3920"/>
+          <w:tab w:val="left" w:pos="4480"/>
+          <w:tab w:val="left" w:pos="5040"/>
+          <w:tab w:val="left" w:pos="5600"/>
+          <w:tab w:val="left" w:pos="6160"/>
+          <w:tab w:val="left" w:pos="6720"/>
+        </w:tabs>
+        <w:autoSpaceDE w:val="0"/>
+        <w:autoSpaceDN w:val="0"/>
+        <w:adjustRightInd w:val="0"/>
+        <w:spacing w:after="0" w:line="240" w:lineRule="auto"/>
+        <w:rPr>
+          <w:rFonts w:ascii="Helvetica Neue" w:hAnsi="Helvetica Neue" w:cs="Helvetica Neue"/>
+          <w:color w:val="000000"/>
+          <w:kern w:val="0"/>
+          <w:sz w:val="26"/>
+          <w:szCs w:val="26"/>
+        </w:rPr>
+      </w:pPr>
+      <w:r>
+        <w:rPr>
+          <w:rFonts w:ascii="Helvetica Neue" w:hAnsi="Helvetica Neue" w:cs="Helvetica Neue"/>
+          <w:color w:val="000000"/>
+          <w:kern w:val="0"/>
+          <w:sz w:val="26"/>
+          <w:szCs w:val="26"/>
+        </w:rPr>
+        <w:t>Вы, поймёте, что это самый счастливый час!</w:t>
+      </w:r>
+    </w:p>
+    <w:p>
+      <w:pPr>
+        <w:tabs>
+          <w:tab w:val="left" w:pos="560"/>
+          <w:tab w:val="left" w:pos="1120"/>
+          <w:tab w:val="left" w:pos="1680"/>
+          <w:tab w:val="left" w:pos="2240"/>
+          <w:tab w:val="left" w:pos="2800"/>
+          <w:tab w:val="left" w:pos="3360"/>
+          <w:tab w:val="left" w:pos="3920"/>
+          <w:tab w:val="left" w:pos="4480"/>
+          <w:tab w:val="left" w:pos="5040"/>
+          <w:tab w:val="left" w:pos="5600"/>
+          <w:tab w:val="left" w:pos="6160"/>
+          <w:tab w:val="left" w:pos="6720"/>
+        </w:tabs>
+        <w:autoSpaceDE w:val="0"/>
+        <w:autoSpaceDN w:val="0"/>
+        <w:adjustRightInd w:val="0"/>
+        <w:spacing w:after="0" w:line="240" w:lineRule="auto"/>
+        <w:rPr>
+          <w:rFonts w:ascii="Helvetica Neue" w:hAnsi="Helvetica Neue" w:cs="Helvetica Neue"/>
+          <w:color w:val="000000"/>
+          <w:kern w:val="0"/>
+          <w:sz w:val="26"/>
+          <w:szCs w:val="26"/>
+        </w:rPr>
+      </w:pPr>
+    </w:p>
+    <w:p>
+      <w:pPr>
+        <w:tabs>
+          <w:tab w:val="left" w:pos="560"/>
+          <w:tab w:val="left" w:pos="1120"/>
+          <w:tab w:val="left" w:pos="1680"/>
+          <w:tab w:val="left" w:pos="2240"/>
+          <w:tab w:val="left" w:pos="2800"/>
+          <w:tab w:val="left" w:pos="3360"/>
+          <w:tab w:val="left" w:pos="3920"/>
+          <w:tab w:val="left" w:pos="4480"/>
+          <w:tab w:val="left" w:pos="5040"/>
+          <w:tab w:val="left" w:pos="5600"/>
+          <w:tab w:val="left" w:pos="6160"/>
+          <w:tab w:val="left" w:pos="6720"/>
+        </w:tabs>
+        <w:autoSpaceDE w:val="0"/>
+        <w:autoSpaceDN w:val="0"/>
+        <w:adjustRightInd w:val="0"/>
+        <w:spacing w:after="0" w:line="240" w:lineRule="auto"/>
+        <w:rPr>
+          <w:rFonts w:ascii="Helvetica Neue" w:hAnsi="Helvetica Neue" w:cs="Helvetica Neue"/>
+          <w:color w:val="000000"/>
+          <w:kern w:val="0"/>
+          <w:sz w:val="26"/>
+          <w:szCs w:val="26"/>
+        </w:rPr>
+      </w:pPr>
+      <w:r>
+        <w:rPr>
+          <w:rFonts w:ascii="Helvetica Neue" w:hAnsi="Helvetica Neue" w:cs="Helvetica Neue"/>
+          <w:color w:val="000000"/>
+          <w:kern w:val="0"/>
+          <w:sz w:val="26"/>
+          <w:szCs w:val="26"/>
+        </w:rPr>
+        <w:t>Да будет Свет Истины!</w:t>
+      </w:r>
+    </w:p>
+    <w:p>
+      <w:pPr>
+        <w:tabs>
+          <w:tab w:val="left" w:pos="560"/>
+          <w:tab w:val="left" w:pos="1120"/>
+          <w:tab w:val="left" w:pos="1680"/>
+          <w:tab w:val="left" w:pos="2240"/>
+          <w:tab w:val="left" w:pos="2800"/>
+          <w:tab w:val="left" w:pos="3360"/>
+          <w:tab w:val="left" w:pos="3920"/>
+          <w:tab w:val="left" w:pos="4480"/>
+          <w:tab w:val="left" w:pos="5040"/>
+          <w:tab w:val="left" w:pos="5600"/>
+          <w:tab w:val="left" w:pos="6160"/>
+          <w:tab w:val="left" w:pos="6720"/>
+        </w:tabs>
+        <w:autoSpaceDE w:val="0"/>
+        <w:autoSpaceDN w:val="0"/>
+        <w:adjustRightInd w:val="0"/>
+        <w:spacing w:after="0" w:line="240" w:lineRule="auto"/>
+        <w:rPr>
+          <w:rFonts w:ascii="Helvetica Neue" w:hAnsi="Helvetica Neue" w:cs="Helvetica Neue"/>
+          <w:color w:val="000000"/>
+          <w:kern w:val="0"/>
+          <w:sz w:val="26"/>
+          <w:szCs w:val="26"/>
+        </w:rPr>
+      </w:pPr>
+      <w:r>
+        <w:rPr>
+          <w:rFonts w:ascii="Helvetica Neue" w:hAnsi="Helvetica Neue" w:cs="Helvetica Neue"/>
+          <w:color w:val="000000"/>
+          <w:kern w:val="0"/>
+          <w:sz w:val="26"/>
+          <w:szCs w:val="26"/>
+        </w:rPr>
+        <w:t>Отец Абсолют или Высший Космический Разум!</w:t>
+      </w:r>
+    </w:p>
+    <w:p>
+      <w:pPr>
+        <w:tabs>
+          <w:tab w:val="left" w:pos="560"/>
+          <w:tab w:val="left" w:pos="1120"/>
+          <w:tab w:val="left" w:pos="1680"/>
+          <w:tab w:val="left" w:pos="2240"/>
+          <w:tab w:val="left" w:pos="2800"/>
+          <w:tab w:val="left" w:pos="3360"/>
+          <w:tab w:val="left" w:pos="3920"/>
+          <w:tab w:val="left" w:pos="4480"/>
+          <w:tab w:val="left" w:pos="5040"/>
+          <w:tab w:val="left" w:pos="5600"/>
+          <w:tab w:val="left" w:pos="6160"/>
+          <w:tab w:val="left" w:pos="6720"/>
+        </w:tabs>
+        <w:autoSpaceDE w:val="0"/>
+        <w:autoSpaceDN w:val="0"/>
+        <w:adjustRightInd w:val="0"/>
+        <w:spacing w:after="0" w:line="240" w:lineRule="auto"/>
+        <w:rPr>
+          <w:rFonts w:ascii="Helvetica Neue" w:hAnsi="Helvetica Neue" w:cs="Helvetica Neue"/>
+          <w:color w:val="000000"/>
+          <w:kern w:val="0"/>
+          <w:sz w:val="26"/>
+          <w:szCs w:val="26"/>
+        </w:rPr>
+      </w:pPr>
+    </w:p>
+    <w:p>
+      <w:pPr>
+        <w:tabs>
+          <w:tab w:val="left" w:pos="560"/>
+          <w:tab w:val="left" w:pos="1120"/>
+          <w:tab w:val="left" w:pos="1680"/>
+          <w:tab w:val="left" w:pos="2240"/>
+          <w:tab w:val="left" w:pos="2800"/>
+          <w:tab w:val="left" w:pos="3360"/>
+          <w:tab w:val="left" w:pos="3920"/>
+          <w:tab w:val="left" w:pos="4480"/>
+          <w:tab w:val="left" w:pos="5040"/>
+          <w:tab w:val="left" w:pos="5600"/>
+          <w:tab w:val="left" w:pos="6160"/>
+          <w:tab w:val="left" w:pos="6720"/>
+        </w:tabs>
+        <w:autoSpaceDE w:val="0"/>
+        <w:autoSpaceDN w:val="0"/>
+        <w:adjustRightInd w:val="0"/>
+        <w:spacing w:after="0" w:line="240" w:lineRule="auto"/>
+        <w:rPr>
+          <w:rFonts w:ascii="Helvetica Neue" w:hAnsi="Helvetica Neue" w:cs="Helvetica Neue"/>
+          <w:color w:val="000000"/>
+          <w:kern w:val="0"/>
+          <w:sz w:val="26"/>
+          <w:szCs w:val="26"/>
+        </w:rPr>
+      </w:pPr>
+    </w:p>
+    <w:p>
+      <w:pPr>
+        <w:tabs>
+          <w:tab w:val="left" w:pos="560"/>
+          <w:tab w:val="left" w:pos="1120"/>
+          <w:tab w:val="left" w:pos="1680"/>
+          <w:tab w:val="left" w:pos="2240"/>
+          <w:tab w:val="left" w:pos="2800"/>
+          <w:tab w:val="left" w:pos="3360"/>
+          <w:tab w:val="left" w:pos="3920"/>
+          <w:tab w:val="left" w:pos="4480"/>
+          <w:tab w:val="left" w:pos="5040"/>
+          <w:tab w:val="left" w:pos="5600"/>
+          <w:tab w:val="left" w:pos="6160"/>
+          <w:tab w:val="left" w:pos="6720"/>
+        </w:tabs>
+        <w:autoSpaceDE w:val="0"/>
+        <w:autoSpaceDN w:val="0"/>
+        <w:adjustRightInd w:val="0"/>
+        <w:spacing w:after="0" w:line="240" w:lineRule="auto"/>
         <w:rPr>
           <w:rFonts w:ascii="Helvetica Neue" w:hAnsi="Helvetica Neue" w:cs="Helvetica Neue"/>
           <w:b/>
@@ -3968,6 +4050,17 @@
           <w:sz w:val="26"/>
           <w:szCs w:val="26"/>
         </w:rPr>
+      </w:pPr>
+      <w:r>
+        <w:rPr>
+          <w:rFonts w:ascii="Helvetica Neue" w:hAnsi="Helvetica Neue" w:cs="Helvetica Neue"/>
+          <w:b/>
+          <w:bCs/>
+          <w:color w:val="000000"/>
+          <w:kern w:val="0"/>
+          <w:sz w:val="26"/>
+          <w:szCs w:val="26"/>
+        </w:rPr>
         <w:t>Откровения или реакция Создателя на современность</w:t>
       </w:r>
     </w:p>
@@ -4036,7 +4129,7 @@
           <w:sz w:val="26"/>
           <w:szCs w:val="26"/>
         </w:rPr>
-        <w:t>13.04.2026</w:t>
+        <w:t>13.04.26</w:t>
       </w:r>
     </w:p>
     <w:p>
@@ -4174,15 +4267,27 @@
           <w:szCs w:val="26"/>
         </w:rPr>
       </w:pPr>
-      <w:r>
-        <w:rPr>
-          <w:rFonts w:ascii="Helvetica Neue" w:hAnsi="Helvetica Neue" w:cs="Helvetica Neue"/>
-          <w:color w:val="000000"/>
-          <w:kern w:val="0"/>
-          <w:sz w:val="26"/>
-          <w:szCs w:val="26"/>
-        </w:rPr>
-        <w:t>В прошлом, остались ненастья!</w:t>
+      <w:proofErr w:type="gramStart"/>
+      <w:r>
+        <w:rPr>
+          <w:rFonts w:ascii="Helvetica Neue" w:hAnsi="Helvetica Neue" w:cs="Helvetica Neue"/>
+          <w:color w:val="000000"/>
+          <w:kern w:val="0"/>
+          <w:sz w:val="26"/>
+          <w:szCs w:val="26"/>
+        </w:rPr>
+        <w:t>В прошлом,</w:t>
+      </w:r>
+      <w:proofErr w:type="gramEnd"/>
+      <w:r>
+        <w:rPr>
+          <w:rFonts w:ascii="Helvetica Neue" w:hAnsi="Helvetica Neue" w:cs="Helvetica Neue"/>
+          <w:color w:val="000000"/>
+          <w:kern w:val="0"/>
+          <w:sz w:val="26"/>
+          <w:szCs w:val="26"/>
+        </w:rPr>
+        <w:t xml:space="preserve"> остались ненастья!</w:t>
       </w:r>
     </w:p>
     <w:p>
